--- a/Collatio/17/1. Textos/2. Limpios/17-E.docx
+++ b/Collatio/17/1. Textos/2. Limpios/17-E.docx
@@ -1,734 +1,622 @@
 
 <file path=word/document.xml><?xml version="1.0" encoding="utf-8"?>
-<w:document xmlns:wpc="http://schemas.microsoft.com/office/word/2010/wordprocessingCanvas" xmlns:cx="http://schemas.microsoft.com/office/drawing/2014/chartex" xmlns:cx1="http://schemas.microsoft.com/office/drawing/2015/9/8/chartex" xmlns:cx2="http://schemas.microsoft.com/office/drawing/2015/10/21/chartex" xmlns:cx3="http://schemas.microsoft.com/office/drawing/2016/5/9/chartex" xmlns:cx4="http://schemas.microsoft.com/office/drawing/2016/5/10/chartex" xmlns:cx5="http://schemas.microsoft.com/office/drawing/2016/5/11/chartex" xmlns:cx6="http://schemas.microsoft.com/office/drawing/2016/5/12/chartex" xmlns:cx7="http://schemas.microsoft.com/office/drawing/2016/5/13/chartex" xmlns:cx8="http://schemas.microsoft.com/office/drawing/2016/5/14/chartex" xmlns:mc="http://schemas.openxmlformats.org/markup-compatibility/2006" xmlns:aink="http://schemas.microsoft.com/office/drawing/2016/ink" xmlns:am3d="http://schemas.microsoft.com/office/drawing/2017/model3d" xmlns:o="urn:schemas-microsoft-com:office:office" xmlns:oel="http://schemas.microsoft.com/office/2019/extlst" xmlns:r="http://schemas.openxmlformats.org/officeDocument/2006/relationships" xmlns:m="http://schemas.openxmlformats.org/officeDocument/2006/math" xmlns:v="urn:schemas-microsoft-com:vml" xmlns:wp14="http://schemas.microsoft.com/office/word/2010/wordprocessingDrawing" xmlns:wp="http://schemas.openxmlformats.org/drawingml/2006/wordprocessingDrawing" xmlns:w10="urn:schemas-microsoft-com:office:word" xmlns:w="http://schemas.openxmlformats.org/wordprocessingml/2006/main" xmlns:w14="http://schemas.microsoft.com/office/word/2010/wordml" xmlns:w15="http://schemas.microsoft.com/office/word/2012/wordml" xmlns:w16cex="http://schemas.microsoft.com/office/word/2018/wordml/cex" xmlns:w16cid="http://schemas.microsoft.com/office/word/2016/wordml/cid" xmlns:w16="http://schemas.microsoft.com/office/word/2018/wordml" xmlns:w16sdtdh="http://schemas.microsoft.com/office/word/2020/wordml/sdtdatahash" xmlns:w16se="http://schemas.microsoft.com/office/word/2015/wordml/symex" xmlns:wpg="http://schemas.microsoft.com/office/word/2010/wordprocessingGroup" xmlns:wpi="http://schemas.microsoft.com/office/word/2010/wordprocessingInk" xmlns:wne="http://schemas.microsoft.com/office/word/2006/wordml" xmlns:wps="http://schemas.microsoft.com/office/word/2010/wordprocessingShape" mc:Ignorable="w14 w15 w16se w16cid w16 w16cex w16sdtdh wp14">
+<w:document xmlns:wpc="http://schemas.microsoft.com/office/word/2010/wordprocessingCanvas" xmlns:cx="http://schemas.microsoft.com/office/drawing/2014/chartex" xmlns:cx1="http://schemas.microsoft.com/office/drawing/2015/9/8/chartex" xmlns:cx2="http://schemas.microsoft.com/office/drawing/2015/10/21/chartex" xmlns:cx3="http://schemas.microsoft.com/office/drawing/2016/5/9/chartex" xmlns:cx4="http://schemas.microsoft.com/office/drawing/2016/5/10/chartex" xmlns:cx5="http://schemas.microsoft.com/office/drawing/2016/5/11/chartex" xmlns:cx6="http://schemas.microsoft.com/office/drawing/2016/5/12/chartex" xmlns:cx7="http://schemas.microsoft.com/office/drawing/2016/5/13/chartex" xmlns:cx8="http://schemas.microsoft.com/office/drawing/2016/5/14/chartex" xmlns:mc="http://schemas.openxmlformats.org/markup-compatibility/2006" xmlns:aink="http://schemas.microsoft.com/office/drawing/2016/ink" xmlns:am3d="http://schemas.microsoft.com/office/drawing/2017/model3d" xmlns:o="urn:schemas-microsoft-com:office:office" xmlns:oel="http://schemas.microsoft.com/office/2019/extlst" xmlns:r="http://schemas.openxmlformats.org/officeDocument/2006/relationships" xmlns:m="http://schemas.openxmlformats.org/officeDocument/2006/math" xmlns:v="urn:schemas-microsoft-com:vml" xmlns:wp14="http://schemas.microsoft.com/office/word/2010/wordprocessingDrawing" xmlns:wp="http://schemas.openxmlformats.org/drawingml/2006/wordprocessingDrawing" xmlns:w10="urn:schemas-microsoft-com:office:word" xmlns:w="http://schemas.openxmlformats.org/wordprocessingml/2006/main" xmlns:w14="http://schemas.microsoft.com/office/word/2010/wordml" xmlns:w15="http://schemas.microsoft.com/office/word/2012/wordml" xmlns:w16cex="http://schemas.microsoft.com/office/word/2018/wordml/cex" xmlns:w16cid="http://schemas.microsoft.com/office/word/2016/wordml/cid" xmlns:w16="http://schemas.microsoft.com/office/word/2018/wordml" xmlns:w16du="http://schemas.microsoft.com/office/word/2023/wordml/word16du" xmlns:w16sdtdh="http://schemas.microsoft.com/office/word/2020/wordml/sdtdatahash" xmlns:w16sdtfl="http://schemas.microsoft.com/office/word/2024/wordml/sdtformatlock" xmlns:w16se="http://schemas.microsoft.com/office/word/2015/wordml/symex" xmlns:wpg="http://schemas.microsoft.com/office/word/2010/wordprocessingGroup" xmlns:wpi="http://schemas.microsoft.com/office/word/2010/wordprocessingInk" xmlns:wne="http://schemas.microsoft.com/office/word/2006/wordml" xmlns:wps="http://schemas.microsoft.com/office/word/2010/wordprocessingShape" mc:Ignorable="w14 w15 w16se w16cid w16 w16cex w16sdtdh w16sdtfl w16du wp14">
   <w:body>
     <w:p>
       <w:pPr>
         <w:rPr>
-          <w:rFonts w:ascii="Garamond" w:hAnsi="Garamond"/>
+          <w:rFonts w:ascii="Brill" w:hAnsi="Brill"/>
         </w:rPr>
       </w:pPr>
       <w:r>
         <w:rPr>
-          <w:rFonts w:ascii="Garamond" w:hAnsi="Garamond"/>
+          <w:rFonts w:ascii="Brill" w:hAnsi="Brill"/>
         </w:rPr>
         <w:t xml:space="preserve">Pregunto </w:t>
       </w:r>
       <w:r>
         <w:rPr>
-          <w:rFonts w:ascii="Garamond" w:hAnsi="Garamond"/>
+          <w:rFonts w:ascii="Brill" w:hAnsi="Brill"/>
         </w:rPr>
         <w:t xml:space="preserve">el </w:t>
       </w:r>
       <w:proofErr w:type="spellStart"/>
       <w:r>
         <w:rPr>
-          <w:rFonts w:ascii="Garamond" w:hAnsi="Garamond"/>
+          <w:rFonts w:ascii="Brill" w:hAnsi="Brill"/>
         </w:rPr>
         <w:t>discipulo</w:t>
       </w:r>
       <w:proofErr w:type="spellEnd"/>
       <w:r>
         <w:rPr>
-          <w:rFonts w:ascii="Garamond" w:hAnsi="Garamond"/>
+          <w:rFonts w:ascii="Brill" w:hAnsi="Brill"/>
         </w:rPr>
         <w:t xml:space="preserve"> al maestro dime </w:t>
       </w:r>
       <w:proofErr w:type="spellStart"/>
       <w:r>
         <w:rPr>
-          <w:rFonts w:ascii="Garamond" w:hAnsi="Garamond"/>
+          <w:rFonts w:ascii="Brill" w:hAnsi="Brill"/>
         </w:rPr>
         <w:t>por que</w:t>
       </w:r>
       <w:proofErr w:type="spellEnd"/>
       <w:r>
         <w:rPr>
-          <w:rFonts w:ascii="Garamond" w:hAnsi="Garamond"/>
+          <w:rFonts w:ascii="Brill" w:hAnsi="Brill"/>
         </w:rPr>
         <w:t xml:space="preserve"> </w:t>
       </w:r>
       <w:proofErr w:type="spellStart"/>
       <w:r>
         <w:rPr>
-          <w:rFonts w:ascii="Garamond" w:hAnsi="Garamond"/>
+          <w:rFonts w:ascii="Brill" w:hAnsi="Brill"/>
         </w:rPr>
         <w:t>razon</w:t>
       </w:r>
       <w:proofErr w:type="spellEnd"/>
       <w:r>
         <w:rPr>
-          <w:rFonts w:ascii="Garamond" w:hAnsi="Garamond"/>
+          <w:rFonts w:ascii="Brill" w:hAnsi="Brill"/>
         </w:rPr>
         <w:t xml:space="preserve"> quiso nuestro señor subir al cielo el </w:t>
       </w:r>
       <w:proofErr w:type="spellStart"/>
       <w:r>
         <w:rPr>
-          <w:rFonts w:ascii="Garamond" w:hAnsi="Garamond"/>
+          <w:rFonts w:ascii="Brill" w:hAnsi="Brill"/>
         </w:rPr>
         <w:t>dia</w:t>
       </w:r>
       <w:proofErr w:type="spellEnd"/>
       <w:r>
         <w:rPr>
-          <w:rFonts w:ascii="Garamond" w:hAnsi="Garamond"/>
+          <w:rFonts w:ascii="Brill" w:hAnsi="Brill"/>
         </w:rPr>
         <w:t xml:space="preserve"> que </w:t>
       </w:r>
       <w:proofErr w:type="spellStart"/>
       <w:r>
         <w:rPr>
-          <w:rFonts w:ascii="Garamond" w:hAnsi="Garamond"/>
+          <w:rFonts w:ascii="Brill" w:hAnsi="Brill"/>
         </w:rPr>
         <w:t>subio</w:t>
       </w:r>
       <w:proofErr w:type="spellEnd"/>
       <w:r>
         <w:rPr>
-          <w:rFonts w:ascii="Garamond" w:hAnsi="Garamond"/>
+          <w:rFonts w:ascii="Brill" w:hAnsi="Brill"/>
         </w:rPr>
         <w:t xml:space="preserve"> estando ay </w:t>
       </w:r>
       <w:proofErr w:type="spellStart"/>
       <w:r>
         <w:rPr>
-          <w:rFonts w:ascii="Garamond" w:hAnsi="Garamond"/>
+          <w:rFonts w:ascii="Brill" w:hAnsi="Brill"/>
         </w:rPr>
         <w:t>sanc</w:t>
       </w:r>
       <w:r>
         <w:rPr>
-          <w:rFonts w:ascii="Garamond" w:hAnsi="Garamond"/>
+          <w:rFonts w:ascii="Brill" w:hAnsi="Brill"/>
         </w:rPr>
         <w:t>ta</w:t>
       </w:r>
       <w:proofErr w:type="spellEnd"/>
       <w:r>
         <w:rPr>
-          <w:rFonts w:ascii="Garamond" w:hAnsi="Garamond"/>
+          <w:rFonts w:ascii="Brill" w:hAnsi="Brill"/>
         </w:rPr>
         <w:t xml:space="preserve"> </w:t>
       </w:r>
       <w:proofErr w:type="spellStart"/>
       <w:r>
         <w:rPr>
-          <w:rFonts w:ascii="Garamond" w:hAnsi="Garamond"/>
+          <w:rFonts w:ascii="Brill" w:hAnsi="Brill"/>
         </w:rPr>
         <w:t>Maria</w:t>
       </w:r>
       <w:proofErr w:type="spellEnd"/>
       <w:r>
         <w:rPr>
-          <w:rFonts w:ascii="Garamond" w:hAnsi="Garamond"/>
+          <w:rFonts w:ascii="Brill" w:hAnsi="Brill"/>
         </w:rPr>
         <w:t xml:space="preserve"> </w:t>
       </w:r>
       <w:r>
         <w:rPr>
-          <w:rFonts w:ascii="Garamond" w:hAnsi="Garamond"/>
-        </w:rPr>
-        <w:t xml:space="preserve">e los </w:t>
-      </w:r>
-      <w:proofErr w:type="spellStart"/>
-      <w:r>
-        <w:rPr>
-          <w:rFonts w:ascii="Garamond" w:hAnsi="Garamond"/>
-        </w:rPr>
-        <w:t>doze</w:t>
-      </w:r>
-      <w:proofErr w:type="spellEnd"/>
-      <w:r>
-        <w:rPr>
-          <w:rFonts w:ascii="Garamond" w:hAnsi="Garamond"/>
+          <w:rFonts w:ascii="Brill" w:hAnsi="Brill"/>
+        </w:rPr>
+        <w:t xml:space="preserve">e los doze </w:t>
+      </w:r>
+      <w:proofErr w:type="spellStart"/>
+      <w:r>
+        <w:rPr>
+          <w:rFonts w:ascii="Brill" w:hAnsi="Brill"/>
+        </w:rPr>
+        <w:t>apostoles</w:t>
+      </w:r>
+      <w:proofErr w:type="spellEnd"/>
+      <w:r>
+        <w:rPr>
+          <w:rFonts w:ascii="Brill" w:hAnsi="Brill"/>
+        </w:rPr>
+        <w:t xml:space="preserve"> y toda la otra gente que ay estaba ayuntados </w:t>
+      </w:r>
+      <w:proofErr w:type="spellStart"/>
+      <w:r>
+        <w:rPr>
+          <w:rFonts w:ascii="Brill" w:hAnsi="Brill"/>
+        </w:rPr>
+        <w:t>respondio</w:t>
+      </w:r>
+      <w:proofErr w:type="spellEnd"/>
+      <w:r>
+        <w:rPr>
+          <w:rFonts w:ascii="Brill" w:hAnsi="Brill"/>
+        </w:rPr>
+        <w:t xml:space="preserve"> el maestro esto te quiero yo probar por natura natural cosa es que toda agua que trae ombre de </w:t>
+      </w:r>
+      <w:proofErr w:type="spellStart"/>
+      <w:r>
+        <w:rPr>
+          <w:rFonts w:ascii="Brill" w:hAnsi="Brill"/>
+        </w:rPr>
+        <w:t>siera</w:t>
+      </w:r>
+      <w:proofErr w:type="spellEnd"/>
+      <w:r>
+        <w:rPr>
+          <w:rFonts w:ascii="Brill" w:hAnsi="Brill"/>
+        </w:rPr>
+        <w:t xml:space="preserve"> alta mucho e </w:t>
+      </w:r>
+      <w:proofErr w:type="spellStart"/>
+      <w:r>
+        <w:rPr>
+          <w:rFonts w:ascii="Brill" w:hAnsi="Brill"/>
+        </w:rPr>
+        <w:t>despues</w:t>
+      </w:r>
+      <w:proofErr w:type="spellEnd"/>
+      <w:r>
+        <w:rPr>
+          <w:rFonts w:ascii="Brill" w:hAnsi="Brill"/>
+        </w:rPr>
+        <w:t xml:space="preserve"> que es descendida de yuso al valle </w:t>
+      </w:r>
+      <w:proofErr w:type="spellStart"/>
+      <w:r>
+        <w:rPr>
+          <w:rFonts w:ascii="Brill" w:hAnsi="Brill"/>
+        </w:rPr>
+        <w:t>conbiene</w:t>
+      </w:r>
+      <w:proofErr w:type="spellEnd"/>
+      <w:r>
+        <w:rPr>
+          <w:rFonts w:ascii="Brill" w:hAnsi="Brill"/>
+        </w:rPr>
+        <w:t xml:space="preserve"> por fuerça que el ombre </w:t>
+      </w:r>
+      <w:proofErr w:type="spellStart"/>
+      <w:r>
+        <w:rPr>
+          <w:rFonts w:ascii="Brill" w:hAnsi="Brill"/>
+        </w:rPr>
+        <w:t>faga</w:t>
+      </w:r>
+      <w:proofErr w:type="spellEnd"/>
+      <w:r>
+        <w:rPr>
+          <w:rFonts w:ascii="Brill" w:hAnsi="Brill"/>
+        </w:rPr>
+        <w:t xml:space="preserve"> por do suba tanto como </w:t>
+      </w:r>
+      <w:proofErr w:type="spellStart"/>
+      <w:r>
+        <w:rPr>
+          <w:rFonts w:ascii="Brill" w:hAnsi="Brill"/>
+        </w:rPr>
+        <w:t>descendio</w:t>
+      </w:r>
+      <w:proofErr w:type="spellEnd"/>
+      <w:r>
+        <w:rPr>
+          <w:rFonts w:ascii="Brill" w:hAnsi="Brill"/>
+        </w:rPr>
+        <w:t xml:space="preserve"> e si gelo no </w:t>
+      </w:r>
+      <w:proofErr w:type="spellStart"/>
+      <w:r>
+        <w:rPr>
+          <w:rFonts w:ascii="Brill" w:hAnsi="Brill"/>
+        </w:rPr>
+        <w:t>faziere</w:t>
+      </w:r>
+      <w:proofErr w:type="spellEnd"/>
+      <w:r>
+        <w:rPr>
+          <w:rFonts w:ascii="Brill" w:hAnsi="Brill"/>
+        </w:rPr>
+        <w:t xml:space="preserve"> quiebra el caño e tiende se por la tierra pues segund esta descendida del agua puedes entender la descendida q</w:t>
+      </w:r>
+      <w:r>
+        <w:rPr>
+          <w:rFonts w:ascii="Brill" w:hAnsi="Brill"/>
+        </w:rPr>
+        <w:t xml:space="preserve">ue Jesucristo </w:t>
+      </w:r>
+      <w:r>
+        <w:rPr>
+          <w:rFonts w:ascii="Brill" w:hAnsi="Brill"/>
+        </w:rPr>
+        <w:t xml:space="preserve">fizo al mundo </w:t>
+      </w:r>
+      <w:proofErr w:type="spellStart"/>
+      <w:r>
+        <w:rPr>
+          <w:rFonts w:ascii="Brill" w:hAnsi="Brill"/>
+        </w:rPr>
+        <w:t>e</w:t>
+      </w:r>
+      <w:proofErr w:type="spellEnd"/>
+      <w:r>
+        <w:rPr>
+          <w:rFonts w:ascii="Brill" w:hAnsi="Brill"/>
+        </w:rPr>
+        <w:t xml:space="preserve"> la subida que fizo del mundo a los cielos la descendida al mundo fue muy grande e por eso fallamos que dixo s</w:t>
+      </w:r>
+      <w:r>
+        <w:rPr>
+          <w:rFonts w:ascii="Brill" w:hAnsi="Brill"/>
+        </w:rPr>
+        <w:t xml:space="preserve">ant Juan </w:t>
+      </w:r>
+      <w:proofErr w:type="spellStart"/>
+      <w:r>
+        <w:rPr>
+          <w:rFonts w:ascii="Brill" w:hAnsi="Brill"/>
+        </w:rPr>
+        <w:t>apostol</w:t>
+      </w:r>
+      <w:proofErr w:type="spellEnd"/>
+      <w:r>
+        <w:rPr>
+          <w:rFonts w:ascii="Brill" w:hAnsi="Brill"/>
+        </w:rPr>
+        <w:t xml:space="preserve"> y </w:t>
+      </w:r>
+      <w:proofErr w:type="spellStart"/>
+      <w:r>
+        <w:rPr>
+          <w:rFonts w:ascii="Brill" w:hAnsi="Brill"/>
+        </w:rPr>
+        <w:t>ebangelista</w:t>
+      </w:r>
+      <w:proofErr w:type="spellEnd"/>
+      <w:r>
+        <w:rPr>
+          <w:rFonts w:ascii="Brill" w:hAnsi="Brill"/>
+        </w:rPr>
+        <w:t xml:space="preserve"> en persona de Jesucristo ninguno </w:t>
+      </w:r>
+      <w:r>
+        <w:rPr>
+          <w:rFonts w:ascii="Brill" w:hAnsi="Brill"/>
+        </w:rPr>
+        <w:t xml:space="preserve">non sube al cielo si non aquel que desciende del cielo e </w:t>
+      </w:r>
+      <w:proofErr w:type="spellStart"/>
+      <w:r>
+        <w:rPr>
+          <w:rFonts w:ascii="Brill" w:hAnsi="Brill"/>
+        </w:rPr>
+        <w:t>quando</w:t>
+      </w:r>
+      <w:proofErr w:type="spellEnd"/>
+      <w:r>
+        <w:rPr>
+          <w:rFonts w:ascii="Brill" w:hAnsi="Brill"/>
         </w:rPr>
         <w:t xml:space="preserve"> </w:t>
       </w:r>
       <w:proofErr w:type="spellStart"/>
       <w:r>
         <w:rPr>
-          <w:rFonts w:ascii="Garamond" w:hAnsi="Garamond"/>
-        </w:rPr>
-        <w:t>apostoles</w:t>
-      </w:r>
-      <w:proofErr w:type="spellEnd"/>
-      <w:r>
-        <w:rPr>
-          <w:rFonts w:ascii="Garamond" w:hAnsi="Garamond"/>
-        </w:rPr>
-        <w:t xml:space="preserve"> y toda la otra gente que ay estaba ayuntados </w:t>
-      </w:r>
-      <w:proofErr w:type="spellStart"/>
-      <w:r>
-        <w:rPr>
-          <w:rFonts w:ascii="Garamond" w:hAnsi="Garamond"/>
-        </w:rPr>
-        <w:t>respondio</w:t>
-      </w:r>
-      <w:proofErr w:type="spellEnd"/>
-      <w:r>
-        <w:rPr>
-          <w:rFonts w:ascii="Garamond" w:hAnsi="Garamond"/>
-        </w:rPr>
-        <w:t xml:space="preserve"> el maestro esto te quiero yo probar por natura natural cosa es que toda agua que trae </w:t>
-      </w:r>
-      <w:proofErr w:type="spellStart"/>
-      <w:r>
-        <w:rPr>
-          <w:rFonts w:ascii="Garamond" w:hAnsi="Garamond"/>
-        </w:rPr>
-        <w:t>ombre</w:t>
-      </w:r>
-      <w:proofErr w:type="spellEnd"/>
-      <w:r>
-        <w:rPr>
-          <w:rFonts w:ascii="Garamond" w:hAnsi="Garamond"/>
-        </w:rPr>
-        <w:t xml:space="preserve"> de </w:t>
-      </w:r>
-      <w:proofErr w:type="spellStart"/>
-      <w:r>
-        <w:rPr>
-          <w:rFonts w:ascii="Garamond" w:hAnsi="Garamond"/>
-        </w:rPr>
-        <w:t>siera</w:t>
-      </w:r>
-      <w:proofErr w:type="spellEnd"/>
-      <w:r>
-        <w:rPr>
-          <w:rFonts w:ascii="Garamond" w:hAnsi="Garamond"/>
-        </w:rPr>
-        <w:t xml:space="preserve"> alta mucho e </w:t>
-      </w:r>
-      <w:proofErr w:type="spellStart"/>
-      <w:r>
-        <w:rPr>
-          <w:rFonts w:ascii="Garamond" w:hAnsi="Garamond"/>
+          <w:rFonts w:ascii="Brill" w:hAnsi="Brill"/>
+        </w:rPr>
+        <w:t>el</w:t>
+      </w:r>
+      <w:proofErr w:type="spellEnd"/>
+      <w:r>
+        <w:rPr>
+          <w:rFonts w:ascii="Brill" w:hAnsi="Brill"/>
+        </w:rPr>
+        <w:t xml:space="preserve"> fue descendido al valle que es la vida carnal d este mundo fue </w:t>
+      </w:r>
+      <w:proofErr w:type="spellStart"/>
+      <w:r>
+        <w:rPr>
+          <w:rFonts w:ascii="Brill" w:hAnsi="Brill"/>
+        </w:rPr>
+        <w:t>quevrado</w:t>
+      </w:r>
+      <w:proofErr w:type="spellEnd"/>
+      <w:r>
+        <w:rPr>
+          <w:rFonts w:ascii="Brill" w:hAnsi="Brill"/>
+        </w:rPr>
+        <w:t xml:space="preserve"> el caño por medio este </w:t>
+      </w:r>
+      <w:proofErr w:type="spellStart"/>
+      <w:r>
+        <w:rPr>
+          <w:rFonts w:ascii="Brill" w:hAnsi="Brill"/>
+        </w:rPr>
+        <w:t>quevrantamiento</w:t>
+      </w:r>
+      <w:proofErr w:type="spellEnd"/>
+      <w:r>
+        <w:rPr>
+          <w:rFonts w:ascii="Brill" w:hAnsi="Brill"/>
+        </w:rPr>
+        <w:t xml:space="preserve"> fue el </w:t>
+      </w:r>
+      <w:proofErr w:type="spellStart"/>
+      <w:r>
+        <w:rPr>
+          <w:rFonts w:ascii="Brill" w:hAnsi="Brill"/>
+        </w:rPr>
+        <w:t>dia</w:t>
+      </w:r>
+      <w:proofErr w:type="spellEnd"/>
+      <w:r>
+        <w:rPr>
+          <w:rFonts w:ascii="Brill" w:hAnsi="Brill"/>
+        </w:rPr>
+        <w:t xml:space="preserve"> que pusieron los </w:t>
+      </w:r>
+      <w:proofErr w:type="spellStart"/>
+      <w:r>
+        <w:rPr>
+          <w:rFonts w:ascii="Brill" w:hAnsi="Brill"/>
+        </w:rPr>
+        <w:t>judios</w:t>
+      </w:r>
+      <w:proofErr w:type="spellEnd"/>
+      <w:r>
+        <w:rPr>
+          <w:rFonts w:ascii="Brill" w:hAnsi="Brill"/>
+        </w:rPr>
+        <w:t xml:space="preserve"> a nuestro señor en la cruz que </w:t>
+      </w:r>
+      <w:proofErr w:type="spellStart"/>
+      <w:r>
+        <w:rPr>
+          <w:rFonts w:ascii="Brill" w:hAnsi="Brill"/>
+        </w:rPr>
+        <w:t>alli</w:t>
+      </w:r>
+      <w:proofErr w:type="spellEnd"/>
+      <w:r>
+        <w:rPr>
+          <w:rFonts w:ascii="Brill" w:hAnsi="Brill"/>
+        </w:rPr>
+        <w:t xml:space="preserve"> quebrantaron e atajaron la su vida por medio e </w:t>
+      </w:r>
+      <w:proofErr w:type="spellStart"/>
+      <w:r>
+        <w:rPr>
+          <w:rFonts w:ascii="Brill" w:hAnsi="Brill"/>
+        </w:rPr>
+        <w:t>asi</w:t>
+      </w:r>
+      <w:proofErr w:type="spellEnd"/>
+      <w:r>
+        <w:rPr>
+          <w:rFonts w:ascii="Brill" w:hAnsi="Brill"/>
+        </w:rPr>
+        <w:t xml:space="preserve"> como se esparce el agua </w:t>
+      </w:r>
+      <w:proofErr w:type="spellStart"/>
+      <w:r>
+        <w:rPr>
+          <w:rFonts w:ascii="Brill" w:hAnsi="Brill"/>
         </w:rPr>
         <w:t>despues</w:t>
       </w:r>
       <w:proofErr w:type="spellEnd"/>
       <w:r>
         <w:rPr>
-          <w:rFonts w:ascii="Garamond" w:hAnsi="Garamond"/>
-        </w:rPr>
-        <w:t xml:space="preserve"> que es descendida de yuso al valle </w:t>
-      </w:r>
-      <w:proofErr w:type="spellStart"/>
-      <w:r>
-        <w:rPr>
-          <w:rFonts w:ascii="Garamond" w:hAnsi="Garamond"/>
-        </w:rPr>
-        <w:t>conbiene</w:t>
-      </w:r>
-      <w:proofErr w:type="spellEnd"/>
-      <w:r>
-        <w:rPr>
-          <w:rFonts w:ascii="Garamond" w:hAnsi="Garamond"/>
-        </w:rPr>
-        <w:t xml:space="preserve"> por </w:t>
-      </w:r>
-      <w:proofErr w:type="spellStart"/>
-      <w:r>
-        <w:rPr>
-          <w:rFonts w:ascii="Garamond" w:hAnsi="Garamond"/>
-        </w:rPr>
-        <w:t>fuerça</w:t>
-      </w:r>
-      <w:proofErr w:type="spellEnd"/>
-      <w:r>
-        <w:rPr>
-          <w:rFonts w:ascii="Garamond" w:hAnsi="Garamond"/>
-        </w:rPr>
-        <w:t xml:space="preserve"> que el </w:t>
-      </w:r>
-      <w:proofErr w:type="spellStart"/>
-      <w:r>
-        <w:rPr>
-          <w:rFonts w:ascii="Garamond" w:hAnsi="Garamond"/>
-        </w:rPr>
-        <w:t>ombre</w:t>
-      </w:r>
-      <w:proofErr w:type="spellEnd"/>
-      <w:r>
-        <w:rPr>
-          <w:rFonts w:ascii="Garamond" w:hAnsi="Garamond"/>
+          <w:rFonts w:ascii="Brill" w:hAnsi="Brill"/>
+        </w:rPr>
+        <w:t xml:space="preserve"> que el caño es </w:t>
+      </w:r>
+      <w:proofErr w:type="spellStart"/>
+      <w:r>
+        <w:rPr>
+          <w:rFonts w:ascii="Brill" w:hAnsi="Brill"/>
+        </w:rPr>
+        <w:t>quevrantado</w:t>
+      </w:r>
+      <w:proofErr w:type="spellEnd"/>
+      <w:r>
+        <w:rPr>
+          <w:rFonts w:ascii="Brill" w:hAnsi="Brill"/>
         </w:rPr>
         <w:t xml:space="preserve"> </w:t>
       </w:r>
       <w:proofErr w:type="spellStart"/>
       <w:r>
         <w:rPr>
-          <w:rFonts w:ascii="Garamond" w:hAnsi="Garamond"/>
-        </w:rPr>
-        <w:t>faga</w:t>
-      </w:r>
-      <w:proofErr w:type="spellEnd"/>
-      <w:r>
-        <w:rPr>
-          <w:rFonts w:ascii="Garamond" w:hAnsi="Garamond"/>
-        </w:rPr>
-        <w:t xml:space="preserve"> por do suba tanto como </w:t>
-      </w:r>
-      <w:proofErr w:type="spellStart"/>
-      <w:r>
-        <w:rPr>
-          <w:rFonts w:ascii="Garamond" w:hAnsi="Garamond"/>
-        </w:rPr>
-        <w:t>descendio</w:t>
-      </w:r>
-      <w:proofErr w:type="spellEnd"/>
-      <w:r>
-        <w:rPr>
-          <w:rFonts w:ascii="Garamond" w:hAnsi="Garamond"/>
-        </w:rPr>
-        <w:t xml:space="preserve"> e si </w:t>
-      </w:r>
-      <w:proofErr w:type="spellStart"/>
-      <w:r>
-        <w:rPr>
-          <w:rFonts w:ascii="Garamond" w:hAnsi="Garamond"/>
-        </w:rPr>
-        <w:t>gelo</w:t>
-      </w:r>
-      <w:proofErr w:type="spellEnd"/>
-      <w:r>
-        <w:rPr>
-          <w:rFonts w:ascii="Garamond" w:hAnsi="Garamond"/>
-        </w:rPr>
-        <w:t xml:space="preserve"> no </w:t>
-      </w:r>
-      <w:proofErr w:type="spellStart"/>
-      <w:r>
-        <w:rPr>
-          <w:rFonts w:ascii="Garamond" w:hAnsi="Garamond"/>
-        </w:rPr>
-        <w:t>faziere</w:t>
-      </w:r>
-      <w:proofErr w:type="spellEnd"/>
-      <w:r>
-        <w:rPr>
-          <w:rFonts w:ascii="Garamond" w:hAnsi="Garamond"/>
-        </w:rPr>
-        <w:t xml:space="preserve"> quiebra el caño e tiende se por la tierra pues </w:t>
-      </w:r>
-      <w:proofErr w:type="spellStart"/>
-      <w:r>
-        <w:rPr>
-          <w:rFonts w:ascii="Garamond" w:hAnsi="Garamond"/>
-        </w:rPr>
-        <w:t>segund</w:t>
-      </w:r>
-      <w:proofErr w:type="spellEnd"/>
-      <w:r>
-        <w:rPr>
-          <w:rFonts w:ascii="Garamond" w:hAnsi="Garamond"/>
-        </w:rPr>
-        <w:t xml:space="preserve"> esta descendida del agua puedes entender la descendida q</w:t>
-      </w:r>
-      <w:r>
-        <w:rPr>
-          <w:rFonts w:ascii="Garamond" w:hAnsi="Garamond"/>
-        </w:rPr>
-        <w:t xml:space="preserve">ue Jesucristo </w:t>
-      </w:r>
-      <w:r>
-        <w:rPr>
-          <w:rFonts w:ascii="Garamond" w:hAnsi="Garamond"/>
-        </w:rPr>
-        <w:t xml:space="preserve">fizo al mundo </w:t>
-      </w:r>
-      <w:proofErr w:type="spellStart"/>
-      <w:r>
-        <w:rPr>
-          <w:rFonts w:ascii="Garamond" w:hAnsi="Garamond"/>
-        </w:rPr>
-        <w:t>e</w:t>
-      </w:r>
-      <w:proofErr w:type="spellEnd"/>
-      <w:r>
-        <w:rPr>
-          <w:rFonts w:ascii="Garamond" w:hAnsi="Garamond"/>
-        </w:rPr>
-        <w:t xml:space="preserve"> la subida que fizo del mundo a los cielos la descendida al mundo fue muy grande e por eso fallamos que </w:t>
-      </w:r>
-      <w:proofErr w:type="spellStart"/>
-      <w:r>
-        <w:rPr>
-          <w:rFonts w:ascii="Garamond" w:hAnsi="Garamond"/>
-        </w:rPr>
-        <w:t>dixo</w:t>
-      </w:r>
-      <w:proofErr w:type="spellEnd"/>
-      <w:r>
-        <w:rPr>
-          <w:rFonts w:ascii="Garamond" w:hAnsi="Garamond"/>
+          <w:rFonts w:ascii="Brill" w:hAnsi="Brill"/>
+        </w:rPr>
+        <w:t>asi</w:t>
+      </w:r>
+      <w:proofErr w:type="spellEnd"/>
+      <w:r>
+        <w:rPr>
+          <w:rFonts w:ascii="Brill" w:hAnsi="Brill"/>
+        </w:rPr>
+        <w:t xml:space="preserve"> se </w:t>
+      </w:r>
+      <w:proofErr w:type="spellStart"/>
+      <w:r>
+        <w:rPr>
+          <w:rFonts w:ascii="Brill" w:hAnsi="Brill"/>
+        </w:rPr>
+        <w:t>esparcio</w:t>
+      </w:r>
+      <w:proofErr w:type="spellEnd"/>
+      <w:r>
+        <w:rPr>
+          <w:rFonts w:ascii="Brill" w:hAnsi="Brill"/>
+        </w:rPr>
+        <w:t xml:space="preserve"> la sangre de nuestro señor </w:t>
+      </w:r>
+      <w:r>
+        <w:rPr>
+          <w:rFonts w:ascii="Brill" w:hAnsi="Brill"/>
+        </w:rPr>
+        <w:t xml:space="preserve">Jesucristo </w:t>
+      </w:r>
+      <w:r>
+        <w:rPr>
+          <w:rFonts w:ascii="Brill" w:hAnsi="Brill"/>
+        </w:rPr>
+        <w:t xml:space="preserve">por </w:t>
+      </w:r>
+      <w:proofErr w:type="spellStart"/>
+      <w:r>
+        <w:rPr>
+          <w:rFonts w:ascii="Brill" w:hAnsi="Brill"/>
+        </w:rPr>
+        <w:t>salbar</w:t>
+      </w:r>
+      <w:proofErr w:type="spellEnd"/>
+      <w:r>
+        <w:rPr>
+          <w:rFonts w:ascii="Brill" w:hAnsi="Brill"/>
+        </w:rPr>
+        <w:t xml:space="preserve"> el humanal linaje e este como fue adobado con </w:t>
+      </w:r>
+      <w:proofErr w:type="spellStart"/>
+      <w:r>
+        <w:rPr>
+          <w:rFonts w:ascii="Brill" w:hAnsi="Brill"/>
+        </w:rPr>
+        <w:t>el</w:t>
+      </w:r>
+      <w:proofErr w:type="spellEnd"/>
+      <w:r>
+        <w:rPr>
+          <w:rFonts w:ascii="Brill" w:hAnsi="Brill"/>
+        </w:rPr>
+        <w:t xml:space="preserve"> su </w:t>
+      </w:r>
+      <w:proofErr w:type="spellStart"/>
+      <w:r>
+        <w:rPr>
+          <w:rFonts w:ascii="Brill" w:hAnsi="Brill"/>
+        </w:rPr>
+        <w:t>resçucitamiento</w:t>
+      </w:r>
+      <w:proofErr w:type="spellEnd"/>
+      <w:r>
+        <w:rPr>
+          <w:rFonts w:ascii="Brill" w:hAnsi="Brill"/>
+        </w:rPr>
+        <w:t xml:space="preserve"> que el fizo </w:t>
+      </w:r>
+      <w:proofErr w:type="spellStart"/>
+      <w:r>
+        <w:rPr>
+          <w:rFonts w:ascii="Brill" w:hAnsi="Brill"/>
+        </w:rPr>
+        <w:t>quando</w:t>
+      </w:r>
+      <w:proofErr w:type="spellEnd"/>
+      <w:r>
+        <w:rPr>
+          <w:rFonts w:ascii="Brill" w:hAnsi="Brill"/>
         </w:rPr>
         <w:t xml:space="preserve"> </w:t>
       </w:r>
       <w:proofErr w:type="spellStart"/>
       <w:r>
         <w:rPr>
-          <w:rFonts w:ascii="Garamond" w:hAnsi="Garamond"/>
-        </w:rPr>
-        <w:t>s</w:t>
-      </w:r>
-      <w:r>
-        <w:rPr>
-          <w:rFonts w:ascii="Garamond" w:hAnsi="Garamond"/>
-        </w:rPr>
-        <w:t>ant</w:t>
-      </w:r>
-      <w:proofErr w:type="spellEnd"/>
-      <w:r>
-        <w:rPr>
-          <w:rFonts w:ascii="Garamond" w:hAnsi="Garamond"/>
-        </w:rPr>
-        <w:t xml:space="preserve"> Juan </w:t>
-      </w:r>
-      <w:proofErr w:type="spellStart"/>
-      <w:r>
-        <w:rPr>
-          <w:rFonts w:ascii="Garamond" w:hAnsi="Garamond"/>
-        </w:rPr>
-        <w:t>apostol</w:t>
-      </w:r>
-      <w:proofErr w:type="spellEnd"/>
-      <w:r>
-        <w:rPr>
-          <w:rFonts w:ascii="Garamond" w:hAnsi="Garamond"/>
-        </w:rPr>
-        <w:t xml:space="preserve"> y </w:t>
-      </w:r>
-      <w:proofErr w:type="spellStart"/>
-      <w:r>
-        <w:rPr>
-          <w:rFonts w:ascii="Garamond" w:hAnsi="Garamond"/>
-        </w:rPr>
-        <w:t>ebangelista</w:t>
-      </w:r>
-      <w:proofErr w:type="spellEnd"/>
-      <w:r>
-        <w:rPr>
-          <w:rFonts w:ascii="Garamond" w:hAnsi="Garamond"/>
-        </w:rPr>
-        <w:t xml:space="preserve"> en persona de Jesucristo ninguno </w:t>
-      </w:r>
-      <w:r>
-        <w:rPr>
-          <w:rFonts w:ascii="Garamond" w:hAnsi="Garamond"/>
-        </w:rPr>
-        <w:t xml:space="preserve">non sube al cielo si non aquel que desciende del cielo e </w:t>
-      </w:r>
-      <w:proofErr w:type="spellStart"/>
-      <w:r>
-        <w:rPr>
-          <w:rFonts w:ascii="Garamond" w:hAnsi="Garamond"/>
-        </w:rPr>
-        <w:t>quando</w:t>
-      </w:r>
-      <w:proofErr w:type="spellEnd"/>
-      <w:r>
-        <w:rPr>
-          <w:rFonts w:ascii="Garamond" w:hAnsi="Garamond"/>
-        </w:rPr>
-        <w:t xml:space="preserve"> </w:t>
-      </w:r>
-      <w:proofErr w:type="spellStart"/>
-      <w:r>
-        <w:rPr>
-          <w:rFonts w:ascii="Garamond" w:hAnsi="Garamond"/>
-        </w:rPr>
-        <w:t>el</w:t>
-      </w:r>
-      <w:proofErr w:type="spellEnd"/>
-      <w:r>
-        <w:rPr>
-          <w:rFonts w:ascii="Garamond" w:hAnsi="Garamond"/>
-        </w:rPr>
-        <w:t xml:space="preserve"> fue descendido al valle que es la vida carnal d este mundo fue </w:t>
-      </w:r>
-      <w:proofErr w:type="spellStart"/>
-      <w:r>
-        <w:rPr>
-          <w:rFonts w:ascii="Garamond" w:hAnsi="Garamond"/>
-        </w:rPr>
-        <w:t>quevrado</w:t>
-      </w:r>
-      <w:proofErr w:type="spellEnd"/>
-      <w:r>
-        <w:rPr>
-          <w:rFonts w:ascii="Garamond" w:hAnsi="Garamond"/>
-        </w:rPr>
-        <w:t xml:space="preserve"> el caño por medio este </w:t>
-      </w:r>
-      <w:proofErr w:type="spellStart"/>
-      <w:r>
-        <w:rPr>
-          <w:rFonts w:ascii="Garamond" w:hAnsi="Garamond"/>
-        </w:rPr>
-        <w:t>quevrantamiento</w:t>
-      </w:r>
-      <w:proofErr w:type="spellEnd"/>
-      <w:r>
-        <w:rPr>
-          <w:rFonts w:ascii="Garamond" w:hAnsi="Garamond"/>
-        </w:rPr>
-        <w:t xml:space="preserve"> fue el </w:t>
-      </w:r>
-      <w:proofErr w:type="spellStart"/>
-      <w:r>
-        <w:rPr>
-          <w:rFonts w:ascii="Garamond" w:hAnsi="Garamond"/>
-        </w:rPr>
-        <w:t>dia</w:t>
-      </w:r>
-      <w:proofErr w:type="spellEnd"/>
-      <w:r>
-        <w:rPr>
-          <w:rFonts w:ascii="Garamond" w:hAnsi="Garamond"/>
-        </w:rPr>
-        <w:t xml:space="preserve"> que pusieron los </w:t>
-      </w:r>
-      <w:proofErr w:type="spellStart"/>
-      <w:r>
-        <w:rPr>
-          <w:rFonts w:ascii="Garamond" w:hAnsi="Garamond"/>
-        </w:rPr>
-        <w:t>judios</w:t>
-      </w:r>
-      <w:proofErr w:type="spellEnd"/>
-      <w:r>
-        <w:rPr>
-          <w:rFonts w:ascii="Garamond" w:hAnsi="Garamond"/>
-        </w:rPr>
-        <w:t xml:space="preserve"> a nuestro señor en la cruz que </w:t>
-      </w:r>
-      <w:proofErr w:type="spellStart"/>
-      <w:r>
-        <w:rPr>
-          <w:rFonts w:ascii="Garamond" w:hAnsi="Garamond"/>
-        </w:rPr>
-        <w:t>alli</w:t>
-      </w:r>
-      <w:proofErr w:type="spellEnd"/>
-      <w:r>
-        <w:rPr>
-          <w:rFonts w:ascii="Garamond" w:hAnsi="Garamond"/>
-        </w:rPr>
-        <w:t xml:space="preserve"> quebrantaron e atajaron la su vida por medio e </w:t>
-      </w:r>
-      <w:proofErr w:type="spellStart"/>
-      <w:r>
-        <w:rPr>
-          <w:rFonts w:ascii="Garamond" w:hAnsi="Garamond"/>
+          <w:rFonts w:ascii="Brill" w:hAnsi="Brill"/>
+        </w:rPr>
+        <w:t>resçucito</w:t>
+      </w:r>
+      <w:proofErr w:type="spellEnd"/>
+      <w:r>
+        <w:rPr>
+          <w:rFonts w:ascii="Brill" w:hAnsi="Brill"/>
+        </w:rPr>
+        <w:t xml:space="preserve"> de muerte a vida de guisa que fue adobado el caño por que pudo tornar el agua aquella altura onde descendiera </w:t>
+      </w:r>
+      <w:proofErr w:type="spellStart"/>
+      <w:r>
+        <w:rPr>
+          <w:rFonts w:ascii="Brill" w:hAnsi="Brill"/>
         </w:rPr>
         <w:t>asi</w:t>
       </w:r>
       <w:proofErr w:type="spellEnd"/>
       <w:r>
         <w:rPr>
-          <w:rFonts w:ascii="Garamond" w:hAnsi="Garamond"/>
-        </w:rPr>
-        <w:t xml:space="preserve"> como se esparce el agua </w:t>
-      </w:r>
-      <w:proofErr w:type="spellStart"/>
-      <w:r>
-        <w:rPr>
-          <w:rFonts w:ascii="Garamond" w:hAnsi="Garamond"/>
-        </w:rPr>
-        <w:t>despues</w:t>
-      </w:r>
-      <w:proofErr w:type="spellEnd"/>
-      <w:r>
-        <w:rPr>
-          <w:rFonts w:ascii="Garamond" w:hAnsi="Garamond"/>
-        </w:rPr>
-        <w:t xml:space="preserve"> que el caño es </w:t>
-      </w:r>
-      <w:proofErr w:type="spellStart"/>
-      <w:r>
-        <w:rPr>
-          <w:rFonts w:ascii="Garamond" w:hAnsi="Garamond"/>
-        </w:rPr>
-        <w:t>quevrantado</w:t>
-      </w:r>
-      <w:proofErr w:type="spellEnd"/>
-      <w:r>
-        <w:rPr>
-          <w:rFonts w:ascii="Garamond" w:hAnsi="Garamond"/>
-        </w:rPr>
-        <w:t xml:space="preserve"> </w:t>
-      </w:r>
-      <w:proofErr w:type="spellStart"/>
-      <w:r>
-        <w:rPr>
-          <w:rFonts w:ascii="Garamond" w:hAnsi="Garamond"/>
-        </w:rPr>
-        <w:t>asi</w:t>
-      </w:r>
-      <w:proofErr w:type="spellEnd"/>
-      <w:r>
-        <w:rPr>
-          <w:rFonts w:ascii="Garamond" w:hAnsi="Garamond"/>
-        </w:rPr>
-        <w:t xml:space="preserve"> se </w:t>
-      </w:r>
-      <w:proofErr w:type="spellStart"/>
-      <w:r>
-        <w:rPr>
-          <w:rFonts w:ascii="Garamond" w:hAnsi="Garamond"/>
-        </w:rPr>
-        <w:t>esparcio</w:t>
-      </w:r>
-      <w:proofErr w:type="spellEnd"/>
-      <w:r>
-        <w:rPr>
-          <w:rFonts w:ascii="Garamond" w:hAnsi="Garamond"/>
-        </w:rPr>
-        <w:t xml:space="preserve"> la sangre de nuestro señor </w:t>
-      </w:r>
-      <w:r>
-        <w:rPr>
-          <w:rFonts w:ascii="Garamond" w:hAnsi="Garamond"/>
-        </w:rPr>
-        <w:t xml:space="preserve">Jesucristo </w:t>
-      </w:r>
-      <w:r>
-        <w:rPr>
-          <w:rFonts w:ascii="Garamond" w:hAnsi="Garamond"/>
-        </w:rPr>
-        <w:t xml:space="preserve">por </w:t>
-      </w:r>
-      <w:proofErr w:type="spellStart"/>
-      <w:r>
-        <w:rPr>
-          <w:rFonts w:ascii="Garamond" w:hAnsi="Garamond"/>
-        </w:rPr>
-        <w:t>salbar</w:t>
-      </w:r>
-      <w:proofErr w:type="spellEnd"/>
-      <w:r>
-        <w:rPr>
-          <w:rFonts w:ascii="Garamond" w:hAnsi="Garamond"/>
-        </w:rPr>
-        <w:t xml:space="preserve"> el humanal linaje e este como fue adobado con </w:t>
-      </w:r>
-      <w:proofErr w:type="spellStart"/>
-      <w:r>
-        <w:rPr>
-          <w:rFonts w:ascii="Garamond" w:hAnsi="Garamond"/>
-        </w:rPr>
-        <w:t>el</w:t>
-      </w:r>
-      <w:proofErr w:type="spellEnd"/>
-      <w:r>
-        <w:rPr>
-          <w:rFonts w:ascii="Garamond" w:hAnsi="Garamond"/>
-        </w:rPr>
-        <w:t xml:space="preserve"> su </w:t>
-      </w:r>
-      <w:proofErr w:type="spellStart"/>
-      <w:r>
-        <w:rPr>
-          <w:rFonts w:ascii="Garamond" w:hAnsi="Garamond"/>
-        </w:rPr>
-        <w:t>resçucitamiento</w:t>
-      </w:r>
-      <w:proofErr w:type="spellEnd"/>
-      <w:r>
-        <w:rPr>
-          <w:rFonts w:ascii="Garamond" w:hAnsi="Garamond"/>
-        </w:rPr>
-        <w:t xml:space="preserve"> que el fizo </w:t>
-      </w:r>
-      <w:proofErr w:type="spellStart"/>
-      <w:r>
-        <w:rPr>
-          <w:rFonts w:ascii="Garamond" w:hAnsi="Garamond"/>
-        </w:rPr>
-        <w:t>quando</w:t>
-      </w:r>
-      <w:proofErr w:type="spellEnd"/>
-      <w:r>
-        <w:rPr>
-          <w:rFonts w:ascii="Garamond" w:hAnsi="Garamond"/>
-        </w:rPr>
-        <w:t xml:space="preserve"> </w:t>
-      </w:r>
-      <w:proofErr w:type="spellStart"/>
-      <w:r>
-        <w:rPr>
-          <w:rFonts w:ascii="Garamond" w:hAnsi="Garamond"/>
-        </w:rPr>
-        <w:t>resçucito</w:t>
-      </w:r>
-      <w:proofErr w:type="spellEnd"/>
-      <w:r>
-        <w:rPr>
-          <w:rFonts w:ascii="Garamond" w:hAnsi="Garamond"/>
-        </w:rPr>
-        <w:t xml:space="preserve"> de muerte a vida de guisa que fue adobado el caño por que pudo tornar el agua aquella altura onde descendiera </w:t>
-      </w:r>
-      <w:proofErr w:type="spellStart"/>
-      <w:r>
-        <w:rPr>
-          <w:rFonts w:ascii="Garamond" w:hAnsi="Garamond"/>
-        </w:rPr>
-        <w:t>asi</w:t>
-      </w:r>
-      <w:proofErr w:type="spellEnd"/>
-      <w:r>
-        <w:rPr>
-          <w:rFonts w:ascii="Garamond" w:hAnsi="Garamond"/>
+          <w:rFonts w:ascii="Brill" w:hAnsi="Brill"/>
         </w:rPr>
         <w:t xml:space="preserve"> como lo vieron todos </w:t>
       </w:r>
       <w:proofErr w:type="spellStart"/>
       <w:r>
         <w:rPr>
-          <w:rFonts w:ascii="Garamond" w:hAnsi="Garamond"/>
+          <w:rFonts w:ascii="Brill" w:hAnsi="Brill"/>
         </w:rPr>
         <w:t>quantos</w:t>
       </w:r>
       <w:proofErr w:type="spellEnd"/>
       <w:r>
         <w:rPr>
-          <w:rFonts w:ascii="Garamond" w:hAnsi="Garamond"/>
+          <w:rFonts w:ascii="Brill" w:hAnsi="Brill"/>
         </w:rPr>
         <w:t xml:space="preserve"> ay estaban que le vieran subir al cielo a la diestra de su padre e corporalmente en la carne que </w:t>
       </w:r>
       <w:proofErr w:type="spellStart"/>
       <w:r>
         <w:rPr>
-          <w:rFonts w:ascii="Garamond" w:hAnsi="Garamond"/>
+          <w:rFonts w:ascii="Brill" w:hAnsi="Brill"/>
         </w:rPr>
         <w:t>rescibio</w:t>
       </w:r>
       <w:proofErr w:type="spellEnd"/>
       <w:r>
         <w:rPr>
-          <w:rFonts w:ascii="Garamond" w:hAnsi="Garamond"/>
+          <w:rFonts w:ascii="Brill" w:hAnsi="Brill"/>
         </w:rPr>
         <w:t xml:space="preserve"> sa</w:t>
       </w:r>
       <w:r>
         <w:rPr>
-          <w:rFonts w:ascii="Garamond" w:hAnsi="Garamond"/>
+          <w:rFonts w:ascii="Brill" w:hAnsi="Brill"/>
         </w:rPr>
         <w:t xml:space="preserve">nta </w:t>
       </w:r>
       <w:proofErr w:type="spellStart"/>
       <w:r>
         <w:rPr>
-          <w:rFonts w:ascii="Garamond" w:hAnsi="Garamond"/>
+          <w:rFonts w:ascii="Brill" w:hAnsi="Brill"/>
         </w:rPr>
         <w:t>Maria</w:t>
       </w:r>
       <w:proofErr w:type="spellEnd"/>
       <w:r>
         <w:rPr>
-          <w:rFonts w:ascii="Garamond" w:hAnsi="Garamond"/>
+          <w:rFonts w:ascii="Brill" w:hAnsi="Brill"/>
         </w:rPr>
         <w:t xml:space="preserve"> su madre</w:t>
       </w:r>
@@ -744,7 +632,7 @@
 </file>
 
 <file path=word/styles.xml><?xml version="1.0" encoding="utf-8"?>
-<w:styles xmlns:mc="http://schemas.openxmlformats.org/markup-compatibility/2006" xmlns:r="http://schemas.openxmlformats.org/officeDocument/2006/relationships" xmlns:w="http://schemas.openxmlformats.org/wordprocessingml/2006/main" xmlns:w14="http://schemas.microsoft.com/office/word/2010/wordml" xmlns:w15="http://schemas.microsoft.com/office/word/2012/wordml" xmlns:w16cex="http://schemas.microsoft.com/office/word/2018/wordml/cex" xmlns:w16cid="http://schemas.microsoft.com/office/word/2016/wordml/cid" xmlns:w16="http://schemas.microsoft.com/office/word/2018/wordml" xmlns:w16sdtdh="http://schemas.microsoft.com/office/word/2020/wordml/sdtdatahash" xmlns:w16se="http://schemas.microsoft.com/office/word/2015/wordml/symex" mc:Ignorable="w14 w15 w16se w16cid w16 w16cex w16sdtdh">
+<w:styles xmlns:mc="http://schemas.openxmlformats.org/markup-compatibility/2006" xmlns:r="http://schemas.openxmlformats.org/officeDocument/2006/relationships" xmlns:w="http://schemas.openxmlformats.org/wordprocessingml/2006/main" xmlns:w14="http://schemas.microsoft.com/office/word/2010/wordml" xmlns:w15="http://schemas.microsoft.com/office/word/2012/wordml" xmlns:w16cex="http://schemas.microsoft.com/office/word/2018/wordml/cex" xmlns:w16cid="http://schemas.microsoft.com/office/word/2016/wordml/cid" xmlns:w16="http://schemas.microsoft.com/office/word/2018/wordml" xmlns:w16du="http://schemas.microsoft.com/office/word/2023/wordml/word16du" xmlns:w16sdtdh="http://schemas.microsoft.com/office/word/2020/wordml/sdtdatahash" xmlns:w16sdtfl="http://schemas.microsoft.com/office/word/2024/wordml/sdtformatlock" xmlns:w16se="http://schemas.microsoft.com/office/word/2015/wordml/symex" mc:Ignorable="w14 w15 w16se w16cid w16 w16cex w16sdtdh w16sdtfl w16du">
   <w:docDefaults>
     <w:rPrDefault>
       <w:rPr>
